--- a/ASPD/Avdhut Madhavi C60 TU3S2627005 Exp10.docx
+++ b/ASPD/Avdhut Madhavi C60 TU3S2627005 Exp10.docx
@@ -181,47 +181,7 @@
           <w:sz w:val="24"/>
           <w:szCs w:val="24"/>
         </w:rPr>
-        <w:t xml:space="preserve">Apply the Chi-Square test using </w:t>
-      </w:r>
-      <w:proofErr w:type="spellStart"/>
-      <w:r>
-        <w:rPr>
-          <w:rFonts w:ascii="Times New Roman" w:hAnsi="Times New Roman" w:cs="Times New Roman"/>
-          <w:color w:val="000000" w:themeColor="text1"/>
-          <w:sz w:val="24"/>
-          <w:szCs w:val="24"/>
-        </w:rPr>
-        <w:t>chisq.</w:t>
-      </w:r>
-      <w:proofErr w:type="gramStart"/>
-      <w:r>
-        <w:rPr>
-          <w:rFonts w:ascii="Times New Roman" w:hAnsi="Times New Roman" w:cs="Times New Roman"/>
-          <w:color w:val="000000" w:themeColor="text1"/>
-          <w:sz w:val="24"/>
-          <w:szCs w:val="24"/>
-        </w:rPr>
-        <w:t>test</w:t>
-      </w:r>
-      <w:proofErr w:type="spellEnd"/>
-      <w:r>
-        <w:rPr>
-          <w:rFonts w:ascii="Times New Roman" w:hAnsi="Times New Roman" w:cs="Times New Roman"/>
-          <w:color w:val="000000" w:themeColor="text1"/>
-          <w:sz w:val="24"/>
-          <w:szCs w:val="24"/>
-        </w:rPr>
-        <w:t>(</w:t>
-      </w:r>
-      <w:proofErr w:type="gramEnd"/>
-      <w:r>
-        <w:rPr>
-          <w:rFonts w:ascii="Times New Roman" w:hAnsi="Times New Roman" w:cs="Times New Roman"/>
-          <w:color w:val="000000" w:themeColor="text1"/>
-          <w:sz w:val="24"/>
-          <w:szCs w:val="24"/>
-        </w:rPr>
-        <w:t>).</w:t>
+        <w:t>Apply the Chi-Square test using chisq.test().</w:t>
       </w:r>
     </w:p>
     <w:p>
@@ -490,23 +450,13 @@
                 <w:szCs w:val="24"/>
               </w:rPr>
             </w:pPr>
-            <w:proofErr w:type="gramStart"/>
             <w:r>
               <w:rPr>
                 <w:rFonts w:ascii="Times New Roman" w:eastAsia="Cambria" w:hAnsi="Times New Roman" w:cs="Times New Roman"/>
                 <w:sz w:val="24"/>
                 <w:szCs w:val="24"/>
               </w:rPr>
-              <w:t>Batch :</w:t>
-            </w:r>
-            <w:proofErr w:type="gramEnd"/>
-            <w:r>
-              <w:rPr>
-                <w:rFonts w:ascii="Times New Roman" w:eastAsia="Cambria" w:hAnsi="Times New Roman" w:cs="Times New Roman"/>
-                <w:sz w:val="24"/>
-                <w:szCs w:val="24"/>
-              </w:rPr>
-              <w:t xml:space="preserve"> </w:t>
+              <w:t xml:space="preserve">Batch : </w:t>
             </w:r>
             <w:r>
               <w:rPr>
@@ -675,18 +625,8 @@
                 <w:szCs w:val="24"/>
               </w:rPr>
               <w:br/>
-            </w:r>
-            <w:proofErr w:type="spellStart"/>
-            <w:r>
-              <w:rPr>
-                <w:rFonts w:ascii="Times New Roman" w:hAnsi="Times New Roman" w:cs="Times New Roman"/>
-                <w:color w:val="000000" w:themeColor="text1"/>
-                <w:sz w:val="24"/>
-                <w:szCs w:val="24"/>
-              </w:rPr>
               <w:t>chi_result$expected</w:t>
             </w:r>
-            <w:proofErr w:type="spellEnd"/>
           </w:p>
         </w:tc>
       </w:tr>
@@ -743,27 +683,7 @@
                 <w:sz w:val="24"/>
                 <w:szCs w:val="24"/>
               </w:rPr>
-              <w:t>if (</w:t>
-            </w:r>
-            <w:proofErr w:type="spellStart"/>
-            <w:r>
-              <w:rPr>
-                <w:rFonts w:ascii="Times New Roman" w:hAnsi="Times New Roman" w:cs="Times New Roman"/>
-                <w:color w:val="000000" w:themeColor="text1"/>
-                <w:sz w:val="24"/>
-                <w:szCs w:val="24"/>
-              </w:rPr>
-              <w:t>chi_result$p.value</w:t>
-            </w:r>
-            <w:proofErr w:type="spellEnd"/>
-            <w:r>
-              <w:rPr>
-                <w:rFonts w:ascii="Times New Roman" w:hAnsi="Times New Roman" w:cs="Times New Roman"/>
-                <w:color w:val="000000" w:themeColor="text1"/>
-                <w:sz w:val="24"/>
-                <w:szCs w:val="24"/>
-              </w:rPr>
-              <w:t xml:space="preserve"> &lt; 0.05) {</w:t>
+              <w:t>if (chi_result$p.value &lt; 0.05) {</w:t>
             </w:r>
             <w:r>
               <w:rPr>
@@ -1790,51 +1710,7 @@
           <w:szCs w:val="24"/>
           <w:lang w:val="en-IN"/>
         </w:rPr>
-        <w:t xml:space="preserve">The </w:t>
-      </w:r>
-      <w:proofErr w:type="spellStart"/>
-      <w:r>
-        <w:rPr>
-          <w:rFonts w:ascii="Times New Roman" w:hAnsi="Times New Roman" w:cs="Times New Roman"/>
-          <w:color w:val="000000" w:themeColor="text1"/>
-          <w:sz w:val="24"/>
-          <w:szCs w:val="24"/>
-          <w:lang w:val="en-IN"/>
-        </w:rPr>
-        <w:t>chisq.</w:t>
-      </w:r>
-      <w:proofErr w:type="gramStart"/>
-      <w:r>
-        <w:rPr>
-          <w:rFonts w:ascii="Times New Roman" w:hAnsi="Times New Roman" w:cs="Times New Roman"/>
-          <w:color w:val="000000" w:themeColor="text1"/>
-          <w:sz w:val="24"/>
-          <w:szCs w:val="24"/>
-          <w:lang w:val="en-IN"/>
-        </w:rPr>
-        <w:t>test</w:t>
-      </w:r>
-      <w:proofErr w:type="spellEnd"/>
-      <w:r>
-        <w:rPr>
-          <w:rFonts w:ascii="Times New Roman" w:hAnsi="Times New Roman" w:cs="Times New Roman"/>
-          <w:color w:val="000000" w:themeColor="text1"/>
-          <w:sz w:val="24"/>
-          <w:szCs w:val="24"/>
-          <w:lang w:val="en-IN"/>
-        </w:rPr>
-        <w:t>(</w:t>
-      </w:r>
-      <w:proofErr w:type="gramEnd"/>
-      <w:r>
-        <w:rPr>
-          <w:rFonts w:ascii="Times New Roman" w:hAnsi="Times New Roman" w:cs="Times New Roman"/>
-          <w:color w:val="000000" w:themeColor="text1"/>
-          <w:sz w:val="24"/>
-          <w:szCs w:val="24"/>
-          <w:lang w:val="en-IN"/>
-        </w:rPr>
-        <w:t>) function is used to perform the Chi-Square test in R.</w:t>
+        <w:t>The chisq.test() function is used to perform the Chi-Square test in R.</w:t>
       </w:r>
     </w:p>
     <w:p>
@@ -1855,51 +1731,7 @@
           <w:szCs w:val="24"/>
           <w:lang w:val="en-IN"/>
         </w:rPr>
-        <w:t xml:space="preserve">Q9. What does </w:t>
-      </w:r>
-      <w:proofErr w:type="spellStart"/>
-      <w:r>
-        <w:rPr>
-          <w:rFonts w:ascii="Times New Roman" w:hAnsi="Times New Roman" w:cs="Times New Roman"/>
-          <w:color w:val="000000" w:themeColor="text1"/>
-          <w:sz w:val="24"/>
-          <w:szCs w:val="24"/>
-          <w:lang w:val="en-IN"/>
-        </w:rPr>
-        <w:t>chisq.</w:t>
-      </w:r>
-      <w:proofErr w:type="gramStart"/>
-      <w:r>
-        <w:rPr>
-          <w:rFonts w:ascii="Times New Roman" w:hAnsi="Times New Roman" w:cs="Times New Roman"/>
-          <w:color w:val="000000" w:themeColor="text1"/>
-          <w:sz w:val="24"/>
-          <w:szCs w:val="24"/>
-          <w:lang w:val="en-IN"/>
-        </w:rPr>
-        <w:t>test</w:t>
-      </w:r>
-      <w:proofErr w:type="spellEnd"/>
-      <w:r>
-        <w:rPr>
-          <w:rFonts w:ascii="Times New Roman" w:hAnsi="Times New Roman" w:cs="Times New Roman"/>
-          <w:color w:val="000000" w:themeColor="text1"/>
-          <w:sz w:val="24"/>
-          <w:szCs w:val="24"/>
-          <w:lang w:val="en-IN"/>
-        </w:rPr>
-        <w:t>(</w:t>
-      </w:r>
-      <w:proofErr w:type="gramEnd"/>
-      <w:r>
-        <w:rPr>
-          <w:rFonts w:ascii="Times New Roman" w:hAnsi="Times New Roman" w:cs="Times New Roman"/>
-          <w:color w:val="000000" w:themeColor="text1"/>
-          <w:sz w:val="24"/>
-          <w:szCs w:val="24"/>
-          <w:lang w:val="en-IN"/>
-        </w:rPr>
-        <w:t>) return?</w:t>
+        <w:t>Q9. What does chisq.test() return?</w:t>
       </w:r>
     </w:p>
     <w:p>
@@ -1920,51 +1752,7 @@
           <w:szCs w:val="24"/>
           <w:lang w:val="en-IN"/>
         </w:rPr>
-        <w:t xml:space="preserve">The </w:t>
-      </w:r>
-      <w:proofErr w:type="spellStart"/>
-      <w:r>
-        <w:rPr>
-          <w:rFonts w:ascii="Times New Roman" w:hAnsi="Times New Roman" w:cs="Times New Roman"/>
-          <w:color w:val="000000" w:themeColor="text1"/>
-          <w:sz w:val="24"/>
-          <w:szCs w:val="24"/>
-          <w:lang w:val="en-IN"/>
-        </w:rPr>
-        <w:t>chisq.</w:t>
-      </w:r>
-      <w:proofErr w:type="gramStart"/>
-      <w:r>
-        <w:rPr>
-          <w:rFonts w:ascii="Times New Roman" w:hAnsi="Times New Roman" w:cs="Times New Roman"/>
-          <w:color w:val="000000" w:themeColor="text1"/>
-          <w:sz w:val="24"/>
-          <w:szCs w:val="24"/>
-          <w:lang w:val="en-IN"/>
-        </w:rPr>
-        <w:t>test</w:t>
-      </w:r>
-      <w:proofErr w:type="spellEnd"/>
-      <w:r>
-        <w:rPr>
-          <w:rFonts w:ascii="Times New Roman" w:hAnsi="Times New Roman" w:cs="Times New Roman"/>
-          <w:color w:val="000000" w:themeColor="text1"/>
-          <w:sz w:val="24"/>
-          <w:szCs w:val="24"/>
-          <w:lang w:val="en-IN"/>
-        </w:rPr>
-        <w:t>(</w:t>
-      </w:r>
-      <w:proofErr w:type="gramEnd"/>
-      <w:r>
-        <w:rPr>
-          <w:rFonts w:ascii="Times New Roman" w:hAnsi="Times New Roman" w:cs="Times New Roman"/>
-          <w:color w:val="000000" w:themeColor="text1"/>
-          <w:sz w:val="24"/>
-          <w:szCs w:val="24"/>
-          <w:lang w:val="en-IN"/>
-        </w:rPr>
-        <w:t>) function returns the Chi-Square statistic, degrees of freedom, p-value, and expected frequencies.</w:t>
+        <w:t>The chisq.test() function returns the Chi-Square statistic, degrees of freedom, p-value, and expected frequencies.</w:t>
       </w:r>
     </w:p>
     <w:p>
@@ -2027,29 +1815,7 @@
           <w:szCs w:val="24"/>
           <w:lang w:val="en-IN"/>
         </w:rPr>
-        <w:t xml:space="preserve">result &lt;- </w:t>
-      </w:r>
-      <w:proofErr w:type="spellStart"/>
-      <w:r>
-        <w:rPr>
-          <w:rFonts w:ascii="Times New Roman" w:hAnsi="Times New Roman" w:cs="Times New Roman"/>
-          <w:color w:val="000000" w:themeColor="text1"/>
-          <w:sz w:val="24"/>
-          <w:szCs w:val="24"/>
-          <w:lang w:val="en-IN"/>
-        </w:rPr>
-        <w:t>chisq.test</w:t>
-      </w:r>
-      <w:proofErr w:type="spellEnd"/>
-      <w:r>
-        <w:rPr>
-          <w:rFonts w:ascii="Times New Roman" w:hAnsi="Times New Roman" w:cs="Times New Roman"/>
-          <w:color w:val="000000" w:themeColor="text1"/>
-          <w:sz w:val="24"/>
-          <w:szCs w:val="24"/>
-          <w:lang w:val="en-IN"/>
-        </w:rPr>
-        <w:t>(data)</w:t>
+        <w:t>result &lt;- chisq.test(data)</w:t>
       </w:r>
     </w:p>
     <w:p>
@@ -2062,7 +1828,6 @@
           <w:lang w:val="en-IN"/>
         </w:rPr>
       </w:pPr>
-      <w:proofErr w:type="spellStart"/>
       <w:r>
         <w:rPr>
           <w:rFonts w:ascii="Times New Roman" w:hAnsi="Times New Roman" w:cs="Times New Roman"/>
@@ -2074,7 +1839,6 @@
         <w:lastRenderedPageBreak/>
         <w:t>result$expected</w:t>
       </w:r>
-      <w:proofErr w:type="spellEnd"/>
     </w:p>
     <w:p>
       <w:pPr>
@@ -2178,62 +1942,7 @@
           <w:szCs w:val="24"/>
           <w:lang w:val="en-IN"/>
         </w:rPr>
-        <w:t xml:space="preserve">[ </w:t>
-      </w:r>
-      <w:proofErr w:type="spellStart"/>
-      <w:r>
-        <w:rPr>
-          <w:rFonts w:ascii="Times New Roman" w:hAnsi="Times New Roman" w:cs="Times New Roman"/>
-          <w:color w:val="000000" w:themeColor="text1"/>
-          <w:sz w:val="24"/>
-          <w:szCs w:val="24"/>
-          <w:lang w:val="en-IN"/>
-        </w:rPr>
-        <w:t>df</w:t>
-      </w:r>
-      <w:proofErr w:type="spellEnd"/>
-      <w:r>
-        <w:rPr>
-          <w:rFonts w:ascii="Times New Roman" w:hAnsi="Times New Roman" w:cs="Times New Roman"/>
-          <w:color w:val="000000" w:themeColor="text1"/>
-          <w:sz w:val="24"/>
-          <w:szCs w:val="24"/>
-          <w:lang w:val="en-IN"/>
-        </w:rPr>
-        <w:t>=(r-</w:t>
-      </w:r>
-      <w:proofErr w:type="gramStart"/>
-      <w:r>
-        <w:rPr>
-          <w:rFonts w:ascii="Times New Roman" w:hAnsi="Times New Roman" w:cs="Times New Roman"/>
-          <w:color w:val="000000" w:themeColor="text1"/>
-          <w:sz w:val="24"/>
-          <w:szCs w:val="24"/>
-          <w:lang w:val="en-IN"/>
-        </w:rPr>
-        <w:t>1)(</w:t>
-      </w:r>
-      <w:proofErr w:type="gramEnd"/>
-      <w:r>
-        <w:rPr>
-          <w:rFonts w:ascii="Times New Roman" w:hAnsi="Times New Roman" w:cs="Times New Roman"/>
-          <w:color w:val="000000" w:themeColor="text1"/>
-          <w:sz w:val="24"/>
-          <w:szCs w:val="24"/>
-          <w:lang w:val="en-IN"/>
-        </w:rPr>
-        <w:t>c-1</w:t>
-      </w:r>
-      <w:proofErr w:type="gramStart"/>
-      <w:r>
-        <w:rPr>
-          <w:rFonts w:ascii="Times New Roman" w:hAnsi="Times New Roman" w:cs="Times New Roman"/>
-          <w:color w:val="000000" w:themeColor="text1"/>
-          <w:sz w:val="24"/>
-          <w:szCs w:val="24"/>
-          <w:lang w:val="en-IN"/>
-        </w:rPr>
-        <w:t xml:space="preserve">) </w:t>
+        <w:t xml:space="preserve">[ df=(r-1)(c-1) </w:t>
       </w:r>
       <w:r>
         <w:rPr>
@@ -2245,7 +1954,6 @@
         </w:rPr>
         <w:t>]</w:t>
       </w:r>
-      <w:proofErr w:type="gramEnd"/>
     </w:p>
     <w:p>
       <w:pPr>
@@ -2421,29 +2129,7 @@
           <w:szCs w:val="24"/>
           <w:lang w:val="en-IN"/>
         </w:rPr>
-        <w:t xml:space="preserve">A CSV file can be imported using the </w:t>
-      </w:r>
-      <w:proofErr w:type="gramStart"/>
-      <w:r>
-        <w:rPr>
-          <w:rFonts w:ascii="Times New Roman" w:hAnsi="Times New Roman" w:cs="Times New Roman"/>
-          <w:color w:val="000000" w:themeColor="text1"/>
-          <w:sz w:val="24"/>
-          <w:szCs w:val="24"/>
-          <w:lang w:val="en-IN"/>
-        </w:rPr>
-        <w:t>read.csv(</w:t>
-      </w:r>
-      <w:proofErr w:type="gramEnd"/>
-      <w:r>
-        <w:rPr>
-          <w:rFonts w:ascii="Times New Roman" w:hAnsi="Times New Roman" w:cs="Times New Roman"/>
-          <w:color w:val="000000" w:themeColor="text1"/>
-          <w:sz w:val="24"/>
-          <w:szCs w:val="24"/>
-          <w:lang w:val="en-IN"/>
-        </w:rPr>
-        <w:t>) function.</w:t>
+        <w:t>A CSV file can be imported using the read.csv() function.</w:t>
       </w:r>
     </w:p>
     <w:p>
@@ -2523,9 +2209,68 @@
           <w:szCs w:val="24"/>
         </w:rPr>
       </w:pPr>
+      <w:r>
+        <w:rPr>
+          <w:noProof/>
+        </w:rPr>
+        <w:lastRenderedPageBreak/>
+        <w:drawing>
+          <wp:inline distT="0" distB="0" distL="0" distR="0" wp14:anchorId="25947059" wp14:editId="0472ADE8">
+            <wp:extent cx="4937097" cy="4612479"/>
+            <wp:effectExtent l="0" t="0" r="0" b="0"/>
+            <wp:docPr id="1247004006" name="Picture 1" descr="The image shows a partially filled out page of a worksheet or exam, with a mix of handwritten and printed text, and a clipboard with an Eco-friendly Mac brand.&#10;&#10;AI-generated content may be incorrect."/>
+            <wp:cNvGraphicFramePr>
+              <a:graphicFrameLocks xmlns:a="http://schemas.openxmlformats.org/drawingml/2006/main" noChangeAspect="1"/>
+            </wp:cNvGraphicFramePr>
+            <a:graphic xmlns:a="http://schemas.openxmlformats.org/drawingml/2006/main">
+              <a:graphicData uri="http://schemas.openxmlformats.org/drawingml/2006/picture">
+                <pic:pic xmlns:pic="http://schemas.openxmlformats.org/drawingml/2006/picture">
+                  <pic:nvPicPr>
+                    <pic:cNvPr id="1247004006" name="Picture 1" descr="The image shows a partially filled out page of a worksheet or exam, with a mix of handwritten and printed text, and a clipboard with an Eco-friendly Mac brand.&#10;&#10;AI-generated content may be incorrect."/>
+                    <pic:cNvPicPr>
+                      <a:picLocks noChangeAspect="1" noChangeArrowheads="1"/>
+                    </pic:cNvPicPr>
+                  </pic:nvPicPr>
+                  <pic:blipFill rotWithShape="1">
+                    <a:blip r:embed="rId13">
+                      <a:extLst>
+                        <a:ext uri="{28A0092B-C50C-407E-A947-70E740481C1C}">
+                          <a14:useLocalDpi xmlns:a14="http://schemas.microsoft.com/office/drawing/2010/main" val="0"/>
+                        </a:ext>
+                      </a:extLst>
+                    </a:blip>
+                    <a:srcRect t="11142" b="36313"/>
+                    <a:stretch>
+                      <a:fillRect/>
+                    </a:stretch>
+                  </pic:blipFill>
+                  <pic:spPr bwMode="auto">
+                    <a:xfrm>
+                      <a:off x="0" y="0"/>
+                      <a:ext cx="4937125" cy="4612505"/>
+                    </a:xfrm>
+                    <a:prstGeom prst="rect">
+                      <a:avLst/>
+                    </a:prstGeom>
+                    <a:noFill/>
+                    <a:ln>
+                      <a:noFill/>
+                    </a:ln>
+                    <a:extLst>
+                      <a:ext uri="{53640926-AAD7-44D8-BBD7-CCE9431645EC}">
+                        <a14:shadowObscured xmlns:a14="http://schemas.microsoft.com/office/drawing/2010/main"/>
+                      </a:ext>
+                    </a:extLst>
+                  </pic:spPr>
+                </pic:pic>
+              </a:graphicData>
+            </a:graphic>
+          </wp:inline>
+        </w:drawing>
+      </w:r>
     </w:p>
     <w:sectPr>
-      <w:footerReference w:type="default" r:id="rId13"/>
+      <w:footerReference w:type="default" r:id="rId14"/>
       <w:pgSz w:w="12240" w:h="15840"/>
       <w:pgMar w:top="1008" w:right="1152" w:bottom="1008" w:left="1152" w:header="720" w:footer="720" w:gutter="0"/>
       <w:cols w:space="720"/>
